--- a/src/assets/articles/A Jack Of All Trades.docx
+++ b/src/assets/articles/A Jack Of All Trades.docx
@@ -19,7 +19,57 @@
           <w:sz w:val="28"/>
           <w:szCs w:val="28"/>
         </w:rPr>
-        <w:t>I checked my LinkedIn page the other day and noticed something I had never really paid attention to before: over 1,200 impressions on my profile. I do not know if that is a lot or not by internet standards, but it was enough to spark a thought. Enough to send me back a year, to last February, when the numbers on my profile meant a lot more to me than they probably should have, and yet nothing was really moving. Back then, I was refreshing job boards like a man on a sinking ship refreshing the weather app, hoping the storm would disappear if I just stared at the screen long enough.</w:t>
+        <w:t xml:space="preserve">I checked my LinkedIn page the other day and noticed something I had </w:t>
+      </w:r>
+      <w:r>
+        <w:rPr>
+          <w:rFonts w:ascii="Garamond" w:hAnsi="Garamond"/>
+          <w:sz w:val="28"/>
+          <w:szCs w:val="28"/>
+        </w:rPr>
+        <w:t>rarely</w:t>
+      </w:r>
+      <w:r>
+        <w:rPr>
+          <w:rFonts w:ascii="Garamond" w:hAnsi="Garamond"/>
+          <w:sz w:val="28"/>
+          <w:szCs w:val="28"/>
+        </w:rPr>
+        <w:t xml:space="preserve"> </w:t>
+      </w:r>
+      <w:r>
+        <w:rPr>
+          <w:rFonts w:ascii="Garamond" w:hAnsi="Garamond"/>
+          <w:sz w:val="28"/>
+          <w:szCs w:val="28"/>
+        </w:rPr>
+        <w:t>being paying</w:t>
+      </w:r>
+      <w:r>
+        <w:rPr>
+          <w:rFonts w:ascii="Garamond" w:hAnsi="Garamond"/>
+          <w:sz w:val="28"/>
+          <w:szCs w:val="28"/>
+        </w:rPr>
+        <w:t xml:space="preserve"> attention </w:t>
+      </w:r>
+      <w:proofErr w:type="gramStart"/>
+      <w:r>
+        <w:rPr>
+          <w:rFonts w:ascii="Garamond" w:hAnsi="Garamond"/>
+          <w:sz w:val="28"/>
+          <w:szCs w:val="28"/>
+        </w:rPr>
+        <w:t>to:</w:t>
+      </w:r>
+      <w:proofErr w:type="gramEnd"/>
+      <w:r>
+        <w:rPr>
+          <w:rFonts w:ascii="Garamond" w:hAnsi="Garamond"/>
+          <w:sz w:val="28"/>
+          <w:szCs w:val="28"/>
+        </w:rPr>
+        <w:t xml:space="preserve"> over 1,200 impressions on my profile. I do not know if that is a lot or not by internet standards, but it was enough to spark a thought. Enough to send me back a year, to last February, when the numbers on my profile meant a lot more to me than they probably should have, and yet nothing was really moving. Back then, I was refreshing job boards like a man on a sinking ship refreshing the weather app, hoping the storm would disappear if I just stared at the screen long enough.</w:t>
       </w:r>
     </w:p>
     <w:p>
@@ -83,52 +133,74 @@
           <w:sz w:val="28"/>
           <w:szCs w:val="28"/>
         </w:rPr>
-        <w:t>On paper, my profile looked solid. A background in law, a master’s in Corporate Finance, experience across automotive, hospitality, SaaS, and civil engineering. I had helped accounting teams, project managers, auditors, supply chain, and more. I knew how to review contracts, follow a budget, talk to clients, build a spreadsheet, and put out a fire or two. I was the person you could throw into almost any situation and trust that I would figure it out. And yet, despite all that, the phrase “jack of all trades, master of none” echoed louder than any achievement on my resume.</w:t>
-      </w:r>
-    </w:p>
-    <w:p>
-      <w:pPr>
-        <w:spacing w:after="0" w:line="276" w:lineRule="auto"/>
-        <w:ind w:firstLine="720"/>
-        <w:jc w:val="both"/>
-        <w:rPr>
-          <w:rFonts w:ascii="Garamond" w:hAnsi="Garamond"/>
-          <w:sz w:val="28"/>
-          <w:szCs w:val="28"/>
-        </w:rPr>
-      </w:pPr>
-    </w:p>
-    <w:p>
-      <w:pPr>
-        <w:spacing w:after="0" w:line="276" w:lineRule="auto"/>
-        <w:ind w:firstLine="720"/>
-        <w:jc w:val="both"/>
-        <w:rPr>
-          <w:rFonts w:ascii="Garamond" w:hAnsi="Garamond"/>
-          <w:sz w:val="28"/>
-          <w:szCs w:val="28"/>
-        </w:rPr>
-      </w:pPr>
-      <w:r>
-        <w:rPr>
-          <w:rFonts w:ascii="Garamond" w:hAnsi="Garamond"/>
-          <w:sz w:val="28"/>
-          <w:szCs w:val="28"/>
-        </w:rPr>
-        <w:t>You can feel it when that phrase stops being a casual joke and starts becoming a diagnosis. Recruiters like specialists. Job descriptions like clean lines. You do X, you report to Y, your title is Z. I was not X, I was, unfortunately for LinkedIn’s filters, “it depends.” I had jumped jobs and countries, moved nine times since leaving Venezuela across two countries and four cities. I had worked as a dishwasher, taxi driver, pet store manager, project coordinator, administrator, call center agent for customer retention, and then into more formal corporate roles. I adapted. I learned fast. I did whatever needed to be done. But when it came time to summarize that into a neat one-page CV, it all looked suspiciously like chaos.</w:t>
-      </w:r>
-    </w:p>
-    <w:p>
-      <w:pPr>
-        <w:spacing w:after="0" w:line="276" w:lineRule="auto"/>
-        <w:ind w:firstLine="720"/>
-        <w:jc w:val="both"/>
-        <w:rPr>
-          <w:rFonts w:ascii="Garamond" w:hAnsi="Garamond"/>
-          <w:sz w:val="28"/>
-          <w:szCs w:val="28"/>
-        </w:rPr>
-      </w:pPr>
+        <w:t>If you ask me</w:t>
+      </w:r>
+      <w:r>
+        <w:rPr>
+          <w:rFonts w:ascii="Garamond" w:hAnsi="Garamond"/>
+          <w:sz w:val="28"/>
+          <w:szCs w:val="28"/>
+        </w:rPr>
+        <w:t xml:space="preserve">, my profile looked solid. A background in law, a master’s in </w:t>
+      </w:r>
+      <w:r>
+        <w:rPr>
+          <w:rFonts w:ascii="Garamond" w:hAnsi="Garamond"/>
+          <w:sz w:val="28"/>
+          <w:szCs w:val="28"/>
+        </w:rPr>
+        <w:t xml:space="preserve">Corporate </w:t>
+      </w:r>
+      <w:proofErr w:type="spellStart"/>
+      <w:r>
+        <w:rPr>
+          <w:rFonts w:ascii="Garamond" w:hAnsi="Garamond"/>
+          <w:sz w:val="28"/>
+          <w:szCs w:val="28"/>
+        </w:rPr>
+        <w:t>Law</w:t>
+      </w:r>
+      <w:proofErr w:type="spellEnd"/>
+      <w:r>
+        <w:rPr>
+          <w:rFonts w:ascii="Garamond" w:hAnsi="Garamond"/>
+          <w:sz w:val="28"/>
+          <w:szCs w:val="28"/>
+        </w:rPr>
+        <w:t>, experience across automotive, hospitality, SaaS, and civil engineering. I had helped accounting teams, project managers, auditors, supply chain, and more. I knew how to review contracts, follow a budget, talk to clients, build a spreadsheet, and put out a fire or two. I was the person you could throw into almost any situation and trust that I would figure it out. And yet, despite all that, the phrase “jack of all trades, master of none” echoed louder than any achievement on my resume.</w:t>
+      </w:r>
+    </w:p>
+    <w:p>
+      <w:pPr>
+        <w:spacing w:after="0" w:line="276" w:lineRule="auto"/>
+        <w:ind w:firstLine="720"/>
+        <w:jc w:val="both"/>
+        <w:rPr>
+          <w:rFonts w:ascii="Garamond" w:hAnsi="Garamond"/>
+          <w:sz w:val="28"/>
+          <w:szCs w:val="28"/>
+        </w:rPr>
+      </w:pPr>
+    </w:p>
+    <w:p>
+      <w:pPr>
+        <w:spacing w:after="0" w:line="276" w:lineRule="auto"/>
+        <w:ind w:firstLine="720"/>
+        <w:jc w:val="both"/>
+        <w:rPr>
+          <w:rFonts w:ascii="Garamond" w:hAnsi="Garamond"/>
+          <w:sz w:val="28"/>
+          <w:szCs w:val="28"/>
+        </w:rPr>
+      </w:pPr>
+      <w:r>
+        <w:rPr>
+          <w:rFonts w:ascii="Garamond" w:hAnsi="Garamond"/>
+          <w:sz w:val="28"/>
+          <w:szCs w:val="28"/>
+        </w:rPr>
+        <w:t>You can feel the moment when “jack of all trades, master of none” stops being a casual joke and starts to feel like a diagnosis, like the reason you are not getting picked. Recruiters and job descriptions are built for specialists; they like clean lines and simple labels. You do X, you report to Y, your title is Z. My path was anything but linear. I had jumped jobs and countries, moved nine times since leaving Venezuela across two countries and four cities, worked as a dishwasher, taxi driver, pet store manager, project coordinator, administrator, call center agent, and then into more formal corporate roles. I adapted, learned fast, and did whatever needed to be done. But when I tried to compress all of that into a one-page CV, it did not look like versatility—it looked like chaos, and for LinkedIn’s filters, I was not “X,” I was an unhelpful “it depends.”</w:t>
+      </w:r>
     </w:p>
     <w:p>
       <w:pPr>
@@ -148,7 +220,41 @@
           <w:szCs w:val="28"/>
         </w:rPr>
         <w:lastRenderedPageBreak/>
-        <w:t>My instinct, like most people’s, was to fix the outside first. Tailor the resume harder. Rewrite my titles to sound more specialized. Frame myself correctly for every position. Which is a polite way of saying: slice myself into whatever shape a job posting wanted, whether it resembled me or not. I spent hours “optimizing” my profile, tweaking buzzwords, obsessing over whether I should say “project coordinator” or “operations analyst.” Then I would sit there and anxiously check if anyone had viewed my profile, if any recruiter had clicked, if the algorithm had blessed me.</w:t>
+        <w:t>My instinct, like most people’s, was to fix the outside first. Tailor the resume harder. Rewrite my titles to sound more specialized. Frame myself correctly for every position. Which is a polite way of saying: slice myself into whatever shape a job posting wanted, whether it resembled me or not.</w:t>
+      </w:r>
+      <w:r>
+        <w:rPr>
+          <w:rFonts w:ascii="Garamond" w:hAnsi="Garamond"/>
+          <w:sz w:val="28"/>
+          <w:szCs w:val="28"/>
+        </w:rPr>
+        <w:t xml:space="preserve"> To my standards </w:t>
+      </w:r>
+      <w:proofErr w:type="gramStart"/>
+      <w:r>
+        <w:rPr>
+          <w:rFonts w:ascii="Garamond" w:hAnsi="Garamond"/>
+          <w:sz w:val="28"/>
+          <w:szCs w:val="28"/>
+        </w:rPr>
+        <w:t>lying,</w:t>
+      </w:r>
+      <w:proofErr w:type="gramEnd"/>
+      <w:r>
+        <w:rPr>
+          <w:rFonts w:ascii="Garamond" w:hAnsi="Garamond"/>
+          <w:sz w:val="28"/>
+          <w:szCs w:val="28"/>
+        </w:rPr>
+        <w:t xml:space="preserve"> to most “is just the way it is.”</w:t>
+      </w:r>
+      <w:r>
+        <w:rPr>
+          <w:rFonts w:ascii="Garamond" w:hAnsi="Garamond"/>
+          <w:sz w:val="28"/>
+          <w:szCs w:val="28"/>
+        </w:rPr>
+        <w:t xml:space="preserve"> I spent hours “optimizing” my profile, tweaking buzzwords, obsessing over whether I should say “project coordinator” or “operations analyst.” Then I would sit there and anxiously check if anyone had viewed my profile, if any recruiter had clicked, if the algorithm had blessed me.</w:t>
       </w:r>
     </w:p>
     <w:p>
@@ -1000,23 +1106,7 @@
           <w:sz w:val="28"/>
           <w:szCs w:val="28"/>
         </w:rPr>
-        <w:t>actually</w:t>
-      </w:r>
-      <w:r>
-        <w:rPr>
-          <w:rFonts w:ascii="Garamond" w:hAnsi="Garamond"/>
-          <w:sz w:val="28"/>
-          <w:szCs w:val="28"/>
-        </w:rPr>
-        <w:t xml:space="preserve"> </w:t>
-      </w:r>
-      <w:r>
-        <w:rPr>
-          <w:rFonts w:ascii="Garamond" w:hAnsi="Garamond"/>
-          <w:sz w:val="28"/>
-          <w:szCs w:val="28"/>
-        </w:rPr>
-        <w:t>improve</w:t>
+        <w:t>actually improve</w:t>
       </w:r>
       <w:proofErr w:type="gramEnd"/>
       <w:r>
@@ -1105,40 +1195,80 @@
           <w:sz w:val="28"/>
           <w:szCs w:val="28"/>
         </w:rPr>
-        <w:t>The impressions on my LinkedIn profile still go up and down. Some weeks, more people look. Some weeks, fewer. I am grateful when opportunities come, and I still care about growing my career. But I no longer refresh those numbers with the same desperation as before. Because I know that whatever that little graph says, the real work is happening somewhere else: in the quiet mornings when I am writing, in the evenings when I am lifting, in the way I show up for my current team, in the way I keep learning and adapting in the job I already have.</w:t>
-      </w:r>
-    </w:p>
-    <w:p>
-      <w:pPr>
-        <w:spacing w:after="0" w:line="276" w:lineRule="auto"/>
-        <w:ind w:firstLine="720"/>
-        <w:jc w:val="both"/>
-        <w:rPr>
-          <w:rFonts w:ascii="Garamond" w:hAnsi="Garamond"/>
-          <w:sz w:val="28"/>
-          <w:szCs w:val="28"/>
-        </w:rPr>
-      </w:pPr>
-    </w:p>
-    <w:p>
-      <w:pPr>
-        <w:spacing w:after="0" w:line="276" w:lineRule="auto"/>
-        <w:ind w:firstLine="720"/>
-        <w:jc w:val="both"/>
-        <w:rPr>
-          <w:rFonts w:ascii="Garamond" w:hAnsi="Garamond"/>
-          <w:sz w:val="28"/>
-          <w:szCs w:val="28"/>
-        </w:rPr>
-      </w:pPr>
-      <w:r>
-        <w:rPr>
-          <w:rFonts w:ascii="Garamond" w:hAnsi="Garamond"/>
-          <w:sz w:val="28"/>
-          <w:szCs w:val="28"/>
-        </w:rPr>
-        <w:t xml:space="preserve">We spend so much energy trying to become what others think we can be, that we forget the much harder and more important task: becoming who we already are. Not a specialist we force ourselves into, not a brand that looks good from the outside, </w:t>
-      </w:r>
+        <w:t>The impressions on my LinkedIn profile still go up and down</w:t>
+      </w:r>
+      <w:r>
+        <w:rPr>
+          <w:rFonts w:ascii="Garamond" w:hAnsi="Garamond"/>
+          <w:sz w:val="28"/>
+          <w:szCs w:val="28"/>
+        </w:rPr>
+        <w:t>, b</w:t>
+      </w:r>
+      <w:r>
+        <w:rPr>
+          <w:rFonts w:ascii="Garamond" w:hAnsi="Garamond"/>
+          <w:sz w:val="28"/>
+          <w:szCs w:val="28"/>
+        </w:rPr>
+        <w:t>ut I no longer refresh those numbers with the same desperation as before. Because I know that whatever that little graph says, the real work is happening somewhere else: in the quiet mornings when I am writing, in the evenings when I am lifting, in the way I show up for my current team, in the way I keep learning and adapting in the job I already have.</w:t>
+      </w:r>
+    </w:p>
+    <w:p>
+      <w:pPr>
+        <w:spacing w:after="0" w:line="276" w:lineRule="auto"/>
+        <w:ind w:firstLine="720"/>
+        <w:jc w:val="both"/>
+        <w:rPr>
+          <w:rFonts w:ascii="Garamond" w:hAnsi="Garamond"/>
+          <w:sz w:val="28"/>
+          <w:szCs w:val="28"/>
+        </w:rPr>
+      </w:pPr>
+    </w:p>
+    <w:p>
+      <w:pPr>
+        <w:spacing w:after="0" w:line="276" w:lineRule="auto"/>
+        <w:ind w:firstLine="720"/>
+        <w:jc w:val="both"/>
+        <w:rPr>
+          <w:rFonts w:ascii="Garamond" w:hAnsi="Garamond"/>
+          <w:sz w:val="28"/>
+          <w:szCs w:val="28"/>
+        </w:rPr>
+      </w:pPr>
+      <w:r>
+        <w:rPr>
+          <w:rFonts w:ascii="Garamond" w:hAnsi="Garamond"/>
+          <w:sz w:val="28"/>
+          <w:szCs w:val="28"/>
+        </w:rPr>
+        <w:t>We spend so much energy trying to become what others think we can be, that we forget the much harder and more important task: becoming who we already are. Not a specialist we force ourselves into, not a brand that looks good from the outside, but a person who knows their own story, has honed their own skills, and wears them with pride.</w:t>
+      </w:r>
+    </w:p>
+    <w:p>
+      <w:pPr>
+        <w:spacing w:after="0" w:line="276" w:lineRule="auto"/>
+        <w:ind w:firstLine="720"/>
+        <w:jc w:val="both"/>
+        <w:rPr>
+          <w:rFonts w:ascii="Garamond" w:hAnsi="Garamond"/>
+          <w:sz w:val="28"/>
+          <w:szCs w:val="28"/>
+        </w:rPr>
+      </w:pPr>
+    </w:p>
+    <w:p>
+      <w:pPr>
+        <w:spacing w:after="0" w:line="276" w:lineRule="auto"/>
+        <w:ind w:firstLine="720"/>
+        <w:jc w:val="both"/>
+        <w:rPr>
+          <w:rFonts w:ascii="Garamond" w:hAnsi="Garamond"/>
+          <w:sz w:val="28"/>
+          <w:szCs w:val="28"/>
+        </w:rPr>
+      </w:pPr>
       <w:r>
         <w:rPr>
           <w:rFonts w:ascii="Garamond" w:hAnsi="Garamond"/>
@@ -1146,38 +1276,6 @@
           <w:szCs w:val="28"/>
         </w:rPr>
         <w:lastRenderedPageBreak/>
-        <w:t>but a person who knows their own story, has honed their own skills, and wears them with pride.</w:t>
-      </w:r>
-    </w:p>
-    <w:p>
-      <w:pPr>
-        <w:spacing w:after="0" w:line="276" w:lineRule="auto"/>
-        <w:ind w:firstLine="720"/>
-        <w:jc w:val="both"/>
-        <w:rPr>
-          <w:rFonts w:ascii="Garamond" w:hAnsi="Garamond"/>
-          <w:sz w:val="28"/>
-          <w:szCs w:val="28"/>
-        </w:rPr>
-      </w:pPr>
-    </w:p>
-    <w:p>
-      <w:pPr>
-        <w:spacing w:after="0" w:line="276" w:lineRule="auto"/>
-        <w:ind w:firstLine="720"/>
-        <w:jc w:val="both"/>
-        <w:rPr>
-          <w:rFonts w:ascii="Garamond" w:hAnsi="Garamond"/>
-          <w:sz w:val="28"/>
-          <w:szCs w:val="28"/>
-        </w:rPr>
-      </w:pPr>
-      <w:r>
-        <w:rPr>
-          <w:rFonts w:ascii="Garamond" w:hAnsi="Garamond"/>
-          <w:sz w:val="28"/>
-          <w:szCs w:val="28"/>
-        </w:rPr>
         <w:t>If there is a lesson in that sudden spike of LinkedIn impressions, it is this: the moment you stop obsessing over being “seen” and start focusing on being real—on doing the work, on building the habits, on embracing your strange combination of experiences—that is when the right people will find you. Not because you played the game perfectly, but because you finally decided to play as yourself.</w:t>
       </w:r>
     </w:p>
